--- a/Технология разработки ПО/gitt.docx
+++ b/Технология разработки ПО/gitt.docx
@@ -37,6 +37,8 @@
                 <w:szCs w:val="28"/>
               </w:rPr>
             </w:pPr>
+            <w:bookmarkStart w:id="0" w:name="_GoBack"/>
+            <w:bookmarkEnd w:id="0"/>
             <w:r>
               <w:rPr>
                 <w:rFonts w:ascii="Times New Roman" w:hAnsi="Times New Roman" w:cs="Times New Roman"/>
@@ -539,8 +541,6 @@
           <w:szCs w:val="28"/>
         </w:rPr>
       </w:pPr>
-      <w:bookmarkStart w:id="0" w:name="_GoBack"/>
-      <w:bookmarkEnd w:id="0"/>
       <w:r>
         <w:rPr>
           <w:rFonts w:ascii="Times New Roman" w:hAnsi="Times New Roman" w:cs="Times New Roman"/>
@@ -596,8 +596,13 @@
     <w:sdt>
       <w:sdtPr>
         <w:rPr>
-          <w:rFonts w:ascii="Times New Roman" w:hAnsi="Times New Roman" w:cs="Times New Roman"/>
-          <w:b w:val="0"/>
+          <w:rFonts w:ascii="Times New Roman" w:eastAsiaTheme="minorHAnsi" w:hAnsi="Times New Roman" w:cs="Times New Roman"/>
+          <w:b w:val="0"/>
+          <w:bCs w:val="0"/>
+          <w:color w:val="auto"/>
+          <w:sz w:val="22"/>
+          <w:szCs w:val="22"/>
+          <w:lang w:eastAsia="en-US"/>
         </w:rPr>
         <w:id w:val="1140452215"/>
         <w:docPartObj>
@@ -605,13 +610,7 @@
           <w:docPartUnique/>
         </w:docPartObj>
       </w:sdtPr>
-      <w:sdtEndPr>
-        <w:rPr>
-          <w:rFonts w:eastAsiaTheme="minorHAnsi"/>
-          <w:color w:val="auto"/>
-          <w:lang w:eastAsia="en-US"/>
-        </w:rPr>
-      </w:sdtEndPr>
+      <w:sdtEndPr/>
       <w:sdtContent>
         <w:p>
           <w:pPr>
@@ -737,7 +736,7 @@
                 <w:sz w:val="28"/>
                 <w:szCs w:val="28"/>
               </w:rPr>
-              <w:t>2</w:t>
+              <w:t>4</w:t>
             </w:r>
             <w:r>
               <w:rPr>
@@ -834,7 +833,7 @@
                 <w:sz w:val="28"/>
                 <w:szCs w:val="28"/>
               </w:rPr>
-              <w:t>4</w:t>
+              <w:t>10</w:t>
             </w:r>
             <w:r>
               <w:rPr>
@@ -931,7 +930,7 @@
                 <w:sz w:val="28"/>
                 <w:szCs w:val="28"/>
               </w:rPr>
-              <w:t>11</w:t>
+              <w:t>17</w:t>
             </w:r>
             <w:r>
               <w:rPr>
@@ -1017,7 +1016,7 @@
                 <w:sz w:val="28"/>
                 <w:szCs w:val="28"/>
               </w:rPr>
-              <w:t>14</w:t>
+              <w:t>21</w:t>
             </w:r>
             <w:r>
               <w:rPr>
@@ -1114,7 +1113,7 @@
                 <w:sz w:val="28"/>
                 <w:szCs w:val="28"/>
               </w:rPr>
-              <w:t>14</w:t>
+              <w:t>21</w:t>
             </w:r>
             <w:r>
               <w:rPr>
@@ -1211,7 +1210,7 @@
                 <w:sz w:val="28"/>
                 <w:szCs w:val="28"/>
               </w:rPr>
-              <w:t>16</w:t>
+              <w:t>25</w:t>
             </w:r>
             <w:r>
               <w:rPr>
@@ -1297,7 +1296,7 @@
                 <w:sz w:val="28"/>
                 <w:szCs w:val="28"/>
               </w:rPr>
-              <w:t>16</w:t>
+              <w:t>25</w:t>
             </w:r>
             <w:r>
               <w:rPr>
@@ -1394,7 +1393,7 @@
                 <w:sz w:val="28"/>
                 <w:szCs w:val="28"/>
               </w:rPr>
-              <w:t>17</w:t>
+              <w:t>30</w:t>
             </w:r>
             <w:r>
               <w:rPr>
@@ -1491,7 +1490,7 @@
                 <w:sz w:val="28"/>
                 <w:szCs w:val="28"/>
               </w:rPr>
-              <w:t>19</w:t>
+              <w:t>32</w:t>
             </w:r>
             <w:r>
               <w:rPr>
@@ -1588,7 +1587,7 @@
                 <w:sz w:val="28"/>
                 <w:szCs w:val="28"/>
               </w:rPr>
-              <w:t>22</w:t>
+              <w:t>37</w:t>
             </w:r>
             <w:r>
               <w:rPr>
@@ -10812,7 +10811,6 @@
           <w:rFonts w:ascii="Times New Roman" w:hAnsi="Times New Roman" w:cs="Times New Roman"/>
           <w:sz w:val="28"/>
           <w:szCs w:val="28"/>
-          <w:lang w:val="en-US"/>
         </w:rPr>
       </w:pPr>
       <w:r>
@@ -10859,7 +10857,6 @@
           <w:rFonts w:ascii="Times New Roman" w:hAnsi="Times New Roman" w:cs="Times New Roman"/>
           <w:sz w:val="28"/>
           <w:szCs w:val="28"/>
-          <w:lang w:val="en-US"/>
         </w:rPr>
       </w:pPr>
     </w:p>
@@ -10870,7 +10867,6 @@
         <w:rPr>
           <w:rFonts w:ascii="Times New Roman" w:hAnsi="Times New Roman" w:cs="Times New Roman"/>
           <w:b w:val="0"/>
-          <w:lang w:val="en-US"/>
         </w:rPr>
       </w:pPr>
       <w:bookmarkStart w:id="7" w:name="_Toc221553367"/>
@@ -10943,6 +10939,8 @@
         <w:rPr>
           <w:rFonts w:ascii="Times New Roman" w:hAnsi="Times New Roman" w:cs="Times New Roman"/>
           <w:b w:val="0"/>
+          <w:noProof/>
+          <w:lang w:eastAsia="ru-RU"/>
         </w:rPr>
         <w:drawing>
           <wp:inline distT="0" distB="0" distL="0" distR="0" wp14:anchorId="5EDD6CCD" wp14:editId="6FA3CD7C">
@@ -11002,9 +11000,10 @@
       <w:r>
         <w:rPr>
           <w:rFonts w:ascii="Times New Roman" w:hAnsi="Times New Roman" w:cs="Times New Roman"/>
-          <w:sz w:val="28"/>
-          <w:szCs w:val="28"/>
-          <w:lang w:val="en-US"/>
+          <w:noProof/>
+          <w:sz w:val="28"/>
+          <w:szCs w:val="28"/>
+          <w:lang w:eastAsia="ru-RU"/>
         </w:rPr>
         <w:drawing>
           <wp:inline distT="0" distB="0" distL="0" distR="0" wp14:anchorId="7A0F0627" wp14:editId="2D6C0CF7">
@@ -11061,52 +11060,52 @@
           <w:rFonts w:ascii="Times New Roman" w:hAnsi="Times New Roman" w:cs="Times New Roman"/>
           <w:sz w:val="28"/>
           <w:szCs w:val="28"/>
+        </w:rPr>
+      </w:pPr>
+      <w:r>
+        <w:rPr>
+          <w:rFonts w:ascii="Times New Roman" w:hAnsi="Times New Roman" w:cs="Times New Roman"/>
+          <w:sz w:val="28"/>
+          <w:szCs w:val="28"/>
+        </w:rPr>
+        <w:t xml:space="preserve">Связываем его с первым </w:t>
+      </w:r>
+      <w:proofErr w:type="spellStart"/>
+      <w:r>
+        <w:rPr>
+          <w:rFonts w:ascii="Times New Roman" w:hAnsi="Times New Roman" w:cs="Times New Roman"/>
+          <w:sz w:val="28"/>
+          <w:szCs w:val="28"/>
+        </w:rPr>
+        <w:t>репозиторием</w:t>
+      </w:r>
+      <w:proofErr w:type="spellEnd"/>
+      <w:r>
+        <w:rPr>
+          <w:rFonts w:ascii="Times New Roman" w:hAnsi="Times New Roman" w:cs="Times New Roman"/>
+          <w:sz w:val="28"/>
+          <w:szCs w:val="28"/>
+        </w:rPr>
+        <w:t xml:space="preserve"> и проверяем</w:t>
+      </w:r>
+    </w:p>
+    <w:p>
+      <w:pPr>
+        <w:spacing w:line="360" w:lineRule="auto"/>
+        <w:rPr>
+          <w:rFonts w:ascii="Times New Roman" w:hAnsi="Times New Roman" w:cs="Times New Roman"/>
+          <w:sz w:val="28"/>
+          <w:szCs w:val="28"/>
           <w:lang w:val="en-US"/>
         </w:rPr>
       </w:pPr>
       <w:r>
         <w:rPr>
           <w:rFonts w:ascii="Times New Roman" w:hAnsi="Times New Roman" w:cs="Times New Roman"/>
-          <w:sz w:val="28"/>
-          <w:szCs w:val="28"/>
-        </w:rPr>
-        <w:t xml:space="preserve">Связываем его с первым </w:t>
-      </w:r>
-      <w:proofErr w:type="spellStart"/>
-      <w:r>
-        <w:rPr>
-          <w:rFonts w:ascii="Times New Roman" w:hAnsi="Times New Roman" w:cs="Times New Roman"/>
-          <w:sz w:val="28"/>
-          <w:szCs w:val="28"/>
-        </w:rPr>
-        <w:t>репозиторием</w:t>
-      </w:r>
-      <w:proofErr w:type="spellEnd"/>
-      <w:r>
-        <w:rPr>
-          <w:rFonts w:ascii="Times New Roman" w:hAnsi="Times New Roman" w:cs="Times New Roman"/>
-          <w:sz w:val="28"/>
-          <w:szCs w:val="28"/>
-        </w:rPr>
-        <w:t xml:space="preserve"> и проверяем</w:t>
-      </w:r>
-    </w:p>
-    <w:p>
-      <w:pPr>
-        <w:spacing w:line="360" w:lineRule="auto"/>
-        <w:rPr>
-          <w:rFonts w:ascii="Times New Roman" w:hAnsi="Times New Roman" w:cs="Times New Roman"/>
-          <w:sz w:val="28"/>
-          <w:szCs w:val="28"/>
-          <w:lang w:val="en-US"/>
-        </w:rPr>
-      </w:pPr>
-      <w:r>
-        <w:rPr>
-          <w:rFonts w:ascii="Times New Roman" w:hAnsi="Times New Roman" w:cs="Times New Roman"/>
-          <w:sz w:val="28"/>
-          <w:szCs w:val="28"/>
-          <w:lang w:val="en-US"/>
+          <w:noProof/>
+          <w:sz w:val="28"/>
+          <w:szCs w:val="28"/>
+          <w:lang w:eastAsia="ru-RU"/>
         </w:rPr>
         <w:drawing>
           <wp:inline distT="0" distB="0" distL="0" distR="0" wp14:anchorId="253A30E1" wp14:editId="4471F6B6">
@@ -11208,9 +11207,10 @@
       <w:r>
         <w:rPr>
           <w:rFonts w:ascii="Times New Roman" w:hAnsi="Times New Roman" w:cs="Times New Roman"/>
-          <w:sz w:val="28"/>
-          <w:szCs w:val="28"/>
-          <w:lang w:val="en-US"/>
+          <w:noProof/>
+          <w:sz w:val="28"/>
+          <w:szCs w:val="28"/>
+          <w:lang w:eastAsia="ru-RU"/>
         </w:rPr>
         <w:lastRenderedPageBreak/>
         <w:drawing>
@@ -11322,7 +11322,6 @@
           <w:rFonts w:ascii="Times New Roman" w:hAnsi="Times New Roman" w:cs="Times New Roman"/>
           <w:sz w:val="28"/>
           <w:szCs w:val="28"/>
-          <w:lang w:val="en-US"/>
         </w:rPr>
       </w:pPr>
     </w:p>
@@ -11526,26 +11525,26 @@
           <w:rFonts w:ascii="Times New Roman" w:hAnsi="Times New Roman" w:cs="Times New Roman"/>
           <w:sz w:val="28"/>
           <w:szCs w:val="28"/>
+        </w:rPr>
+      </w:pPr>
+    </w:p>
+    <w:p>
+      <w:pPr>
+        <w:spacing w:line="360" w:lineRule="auto"/>
+        <w:rPr>
+          <w:rFonts w:ascii="Times New Roman" w:hAnsi="Times New Roman" w:cs="Times New Roman"/>
+          <w:sz w:val="28"/>
+          <w:szCs w:val="28"/>
           <w:lang w:val="en-US"/>
         </w:rPr>
       </w:pPr>
-    </w:p>
-    <w:p>
-      <w:pPr>
-        <w:spacing w:line="360" w:lineRule="auto"/>
-        <w:rPr>
-          <w:rFonts w:ascii="Times New Roman" w:hAnsi="Times New Roman" w:cs="Times New Roman"/>
-          <w:sz w:val="28"/>
-          <w:szCs w:val="28"/>
-          <w:lang w:val="en-US"/>
-        </w:rPr>
-      </w:pPr>
-      <w:r>
-        <w:rPr>
-          <w:rFonts w:ascii="Times New Roman" w:hAnsi="Times New Roman" w:cs="Times New Roman"/>
-          <w:sz w:val="28"/>
-          <w:szCs w:val="28"/>
-          <w:lang w:val="en-US"/>
+      <w:r>
+        <w:rPr>
+          <w:rFonts w:ascii="Times New Roman" w:hAnsi="Times New Roman" w:cs="Times New Roman"/>
+          <w:noProof/>
+          <w:sz w:val="28"/>
+          <w:szCs w:val="28"/>
+          <w:lang w:eastAsia="ru-RU"/>
         </w:rPr>
         <w:drawing>
           <wp:inline distT="0" distB="0" distL="0" distR="0" wp14:anchorId="18BC3597" wp14:editId="07609962">
@@ -11637,26 +11636,26 @@
           <w:rFonts w:ascii="Times New Roman" w:hAnsi="Times New Roman" w:cs="Times New Roman"/>
           <w:sz w:val="28"/>
           <w:szCs w:val="28"/>
+        </w:rPr>
+      </w:pPr>
+    </w:p>
+    <w:p>
+      <w:pPr>
+        <w:spacing w:line="360" w:lineRule="auto"/>
+        <w:rPr>
+          <w:rFonts w:ascii="Times New Roman" w:hAnsi="Times New Roman" w:cs="Times New Roman"/>
+          <w:sz w:val="28"/>
+          <w:szCs w:val="28"/>
           <w:lang w:val="en-US"/>
         </w:rPr>
       </w:pPr>
-    </w:p>
-    <w:p>
-      <w:pPr>
-        <w:spacing w:line="360" w:lineRule="auto"/>
-        <w:rPr>
-          <w:rFonts w:ascii="Times New Roman" w:hAnsi="Times New Roman" w:cs="Times New Roman"/>
-          <w:sz w:val="28"/>
-          <w:szCs w:val="28"/>
-          <w:lang w:val="en-US"/>
-        </w:rPr>
-      </w:pPr>
-      <w:r>
-        <w:rPr>
-          <w:rFonts w:ascii="Times New Roman" w:hAnsi="Times New Roman" w:cs="Times New Roman"/>
-          <w:sz w:val="28"/>
-          <w:szCs w:val="28"/>
-          <w:lang w:val="en-US"/>
+      <w:r>
+        <w:rPr>
+          <w:rFonts w:ascii="Times New Roman" w:hAnsi="Times New Roman" w:cs="Times New Roman"/>
+          <w:noProof/>
+          <w:sz w:val="28"/>
+          <w:szCs w:val="28"/>
+          <w:lang w:eastAsia="ru-RU"/>
         </w:rPr>
         <w:lastRenderedPageBreak/>
         <w:drawing>
@@ -11747,18 +11746,21 @@
           <w:b w:val="0"/>
           <w:color w:val="000000"/>
           <w:shd w:val="clear" w:color="auto" w:fill="FFFFFF"/>
-        </w:rPr>
-      </w:pPr>
-      <w:r>
-        <w:rPr>
-          <w:rFonts w:ascii="Times New Roman" w:hAnsi="Times New Roman" w:cs="Times New Roman"/>
-          <w:b w:val="0"/>
-          <w:color w:val="000000"/>
-          <w:shd w:val="clear" w:color="auto" w:fill="FFFFFF"/>
+          <w:lang w:val="en-US"/>
+        </w:rPr>
+      </w:pPr>
+      <w:r>
+        <w:rPr>
+          <w:rFonts w:ascii="Times New Roman" w:hAnsi="Times New Roman" w:cs="Times New Roman"/>
+          <w:b w:val="0"/>
+          <w:color w:val="000000"/>
+          <w:shd w:val="clear" w:color="auto" w:fill="FFFFFF"/>
+          <w:lang w:val="en-US"/>
         </w:rPr>
         <w:t xml:space="preserve">1. </w:t>
       </w:r>
       <w:proofErr w:type="spellStart"/>
+      <w:proofErr w:type="gramStart"/>
       <w:r>
         <w:rPr>
           <w:rFonts w:ascii="Times New Roman" w:hAnsi="Times New Roman" w:cs="Times New Roman"/>
@@ -11770,12 +11772,14 @@
         <w:t>git</w:t>
       </w:r>
       <w:proofErr w:type="spellEnd"/>
-      <w:r>
-        <w:rPr>
-          <w:rFonts w:ascii="Times New Roman" w:hAnsi="Times New Roman" w:cs="Times New Roman"/>
-          <w:b w:val="0"/>
-          <w:color w:val="000000"/>
-          <w:shd w:val="clear" w:color="auto" w:fill="FFFFFF"/>
+      <w:proofErr w:type="gramEnd"/>
+      <w:r>
+        <w:rPr>
+          <w:rFonts w:ascii="Times New Roman" w:hAnsi="Times New Roman" w:cs="Times New Roman"/>
+          <w:b w:val="0"/>
+          <w:color w:val="000000"/>
+          <w:shd w:val="clear" w:color="auto" w:fill="FFFFFF"/>
+          <w:lang w:val="en-US"/>
         </w:rPr>
         <w:t xml:space="preserve"> </w:t>
       </w:r>
@@ -11799,18 +11803,21 @@
           <w:b w:val="0"/>
           <w:color w:val="000000"/>
           <w:shd w:val="clear" w:color="auto" w:fill="FFFFFF"/>
-        </w:rPr>
-      </w:pPr>
-      <w:r>
-        <w:rPr>
-          <w:rFonts w:ascii="Times New Roman" w:hAnsi="Times New Roman" w:cs="Times New Roman"/>
-          <w:b w:val="0"/>
-          <w:color w:val="000000"/>
-          <w:shd w:val="clear" w:color="auto" w:fill="FFFFFF"/>
+          <w:lang w:val="en-US"/>
+        </w:rPr>
+      </w:pPr>
+      <w:r>
+        <w:rPr>
+          <w:rFonts w:ascii="Times New Roman" w:hAnsi="Times New Roman" w:cs="Times New Roman"/>
+          <w:b w:val="0"/>
+          <w:color w:val="000000"/>
+          <w:shd w:val="clear" w:color="auto" w:fill="FFFFFF"/>
+          <w:lang w:val="en-US"/>
         </w:rPr>
         <w:t xml:space="preserve"> 2. </w:t>
       </w:r>
       <w:proofErr w:type="spellStart"/>
+      <w:proofErr w:type="gramStart"/>
       <w:r>
         <w:rPr>
           <w:rFonts w:ascii="Times New Roman" w:hAnsi="Times New Roman" w:cs="Times New Roman"/>
@@ -11822,12 +11829,14 @@
         <w:t>git</w:t>
       </w:r>
       <w:proofErr w:type="spellEnd"/>
-      <w:r>
-        <w:rPr>
-          <w:rFonts w:ascii="Times New Roman" w:hAnsi="Times New Roman" w:cs="Times New Roman"/>
-          <w:b w:val="0"/>
-          <w:color w:val="000000"/>
-          <w:shd w:val="clear" w:color="auto" w:fill="FFFFFF"/>
+      <w:proofErr w:type="gramEnd"/>
+      <w:r>
+        <w:rPr>
+          <w:rFonts w:ascii="Times New Roman" w:hAnsi="Times New Roman" w:cs="Times New Roman"/>
+          <w:b w:val="0"/>
+          <w:color w:val="000000"/>
+          <w:shd w:val="clear" w:color="auto" w:fill="FFFFFF"/>
+          <w:lang w:val="en-US"/>
         </w:rPr>
         <w:t xml:space="preserve"> </w:t>
       </w:r>
@@ -11847,6 +11856,7 @@
           <w:b w:val="0"/>
           <w:color w:val="000000"/>
           <w:shd w:val="clear" w:color="auto" w:fill="FFFFFF"/>
+          <w:lang w:val="en-US"/>
         </w:rPr>
         <w:t xml:space="preserve"> </w:t>
       </w:r>
@@ -11860,18 +11870,21 @@
           <w:b w:val="0"/>
           <w:color w:val="000000"/>
           <w:shd w:val="clear" w:color="auto" w:fill="FFFFFF"/>
-        </w:rPr>
-      </w:pPr>
-      <w:r>
-        <w:rPr>
-          <w:rFonts w:ascii="Times New Roman" w:hAnsi="Times New Roman" w:cs="Times New Roman"/>
-          <w:b w:val="0"/>
-          <w:color w:val="000000"/>
-          <w:shd w:val="clear" w:color="auto" w:fill="FFFFFF"/>
+          <w:lang w:val="en-US"/>
+        </w:rPr>
+      </w:pPr>
+      <w:r>
+        <w:rPr>
+          <w:rFonts w:ascii="Times New Roman" w:hAnsi="Times New Roman" w:cs="Times New Roman"/>
+          <w:b w:val="0"/>
+          <w:color w:val="000000"/>
+          <w:shd w:val="clear" w:color="auto" w:fill="FFFFFF"/>
+          <w:lang w:val="en-US"/>
         </w:rPr>
         <w:t xml:space="preserve">3. </w:t>
       </w:r>
       <w:proofErr w:type="spellStart"/>
+      <w:proofErr w:type="gramStart"/>
       <w:r>
         <w:rPr>
           <w:rFonts w:ascii="Times New Roman" w:hAnsi="Times New Roman" w:cs="Times New Roman"/>
@@ -11883,12 +11896,14 @@
         <w:t>git</w:t>
       </w:r>
       <w:proofErr w:type="spellEnd"/>
-      <w:r>
-        <w:rPr>
-          <w:rFonts w:ascii="Times New Roman" w:hAnsi="Times New Roman" w:cs="Times New Roman"/>
-          <w:b w:val="0"/>
-          <w:color w:val="000000"/>
-          <w:shd w:val="clear" w:color="auto" w:fill="FFFFFF"/>
+      <w:proofErr w:type="gramEnd"/>
+      <w:r>
+        <w:rPr>
+          <w:rFonts w:ascii="Times New Roman" w:hAnsi="Times New Roman" w:cs="Times New Roman"/>
+          <w:b w:val="0"/>
+          <w:color w:val="000000"/>
+          <w:shd w:val="clear" w:color="auto" w:fill="FFFFFF"/>
+          <w:lang w:val="en-US"/>
         </w:rPr>
         <w:t xml:space="preserve"> </w:t>
       </w:r>
@@ -11908,6 +11923,7 @@
           <w:b w:val="0"/>
           <w:color w:val="000000"/>
           <w:shd w:val="clear" w:color="auto" w:fill="FFFFFF"/>
+          <w:lang w:val="en-US"/>
         </w:rPr>
         <w:t xml:space="preserve"> -</w:t>
       </w:r>
@@ -11927,8 +11943,28 @@
           <w:b w:val="0"/>
           <w:color w:val="000000"/>
           <w:shd w:val="clear" w:color="auto" w:fill="FFFFFF"/>
-        </w:rPr>
-        <w:t xml:space="preserve"> "сообщение"</w:t>
+          <w:lang w:val="en-US"/>
+        </w:rPr>
+        <w:t xml:space="preserve"> "</w:t>
+      </w:r>
+      <w:r>
+        <w:rPr>
+          <w:rFonts w:ascii="Times New Roman" w:hAnsi="Times New Roman" w:cs="Times New Roman"/>
+          <w:b w:val="0"/>
+          <w:color w:val="000000"/>
+          <w:shd w:val="clear" w:color="auto" w:fill="FFFFFF"/>
+        </w:rPr>
+        <w:t>сообщение</w:t>
+      </w:r>
+      <w:r>
+        <w:rPr>
+          <w:rFonts w:ascii="Times New Roman" w:hAnsi="Times New Roman" w:cs="Times New Roman"/>
+          <w:b w:val="0"/>
+          <w:color w:val="000000"/>
+          <w:shd w:val="clear" w:color="auto" w:fill="FFFFFF"/>
+          <w:lang w:val="en-US"/>
+        </w:rPr>
+        <w:t>"</w:t>
       </w:r>
     </w:p>
     <w:p>
@@ -11948,8 +11984,18 @@
           <w:b w:val="0"/>
           <w:color w:val="000000"/>
           <w:shd w:val="clear" w:color="auto" w:fill="FFFFFF"/>
-        </w:rPr>
-        <w:t xml:space="preserve"> 4. Для хостинга проектов, коллективной разработки, синхронизации между компьютерами </w:t>
+          <w:lang w:val="en-US"/>
+        </w:rPr>
+        <w:t xml:space="preserve"> </w:t>
+      </w:r>
+      <w:r>
+        <w:rPr>
+          <w:rFonts w:ascii="Times New Roman" w:hAnsi="Times New Roman" w:cs="Times New Roman"/>
+          <w:b w:val="0"/>
+          <w:color w:val="000000"/>
+          <w:shd w:val="clear" w:color="auto" w:fill="FFFFFF"/>
+        </w:rPr>
+        <w:t xml:space="preserve">4. Для хостинга проектов, коллективной разработки, синхронизации между компьютерами </w:t>
       </w:r>
     </w:p>
     <w:p>
@@ -18850,9 +18896,10 @@
       <w:r>
         <w:rPr>
           <w:rFonts w:ascii="Times New Roman" w:hAnsi="Times New Roman" w:cs="Times New Roman"/>
-          <w:sz w:val="28"/>
-          <w:szCs w:val="28"/>
-          <w:lang w:val="en-US"/>
+          <w:noProof/>
+          <w:sz w:val="28"/>
+          <w:szCs w:val="28"/>
+          <w:lang w:eastAsia="ru-RU"/>
         </w:rPr>
         <w:lastRenderedPageBreak/>
         <w:drawing>
@@ -18956,8 +19003,10 @@
       <w:r>
         <w:rPr>
           <w:rFonts w:ascii="Times New Roman" w:hAnsi="Times New Roman" w:cs="Times New Roman"/>
-          <w:sz w:val="28"/>
-          <w:szCs w:val="28"/>
+          <w:noProof/>
+          <w:sz w:val="28"/>
+          <w:szCs w:val="28"/>
+          <w:lang w:eastAsia="ru-RU"/>
         </w:rPr>
         <w:drawing>
           <wp:inline distT="0" distB="0" distL="0" distR="0" wp14:anchorId="71E91204" wp14:editId="15652216">
@@ -19104,9 +19153,10 @@
       <w:r>
         <w:rPr>
           <w:rFonts w:ascii="Times New Roman" w:hAnsi="Times New Roman" w:cs="Times New Roman"/>
-          <w:sz w:val="28"/>
-          <w:szCs w:val="28"/>
-          <w:lang w:val="en-US"/>
+          <w:noProof/>
+          <w:sz w:val="28"/>
+          <w:szCs w:val="28"/>
+          <w:lang w:eastAsia="ru-RU"/>
         </w:rPr>
         <w:drawing>
           <wp:inline distT="0" distB="0" distL="0" distR="0" wp14:anchorId="63D95891" wp14:editId="2427A3D2">
@@ -19187,9 +19237,10 @@
       <w:r>
         <w:rPr>
           <w:rFonts w:ascii="Times New Roman" w:hAnsi="Times New Roman" w:cs="Times New Roman"/>
-          <w:sz w:val="28"/>
-          <w:szCs w:val="28"/>
-          <w:lang w:val="en-US"/>
+          <w:noProof/>
+          <w:sz w:val="28"/>
+          <w:szCs w:val="28"/>
+          <w:lang w:eastAsia="ru-RU"/>
         </w:rPr>
         <w:lastRenderedPageBreak/>
         <w:drawing>
@@ -19261,9 +19312,10 @@
       <w:r>
         <w:rPr>
           <w:rFonts w:ascii="Times New Roman" w:hAnsi="Times New Roman" w:cs="Times New Roman"/>
-          <w:sz w:val="28"/>
-          <w:szCs w:val="28"/>
-          <w:lang w:val="en-US"/>
+          <w:noProof/>
+          <w:sz w:val="28"/>
+          <w:szCs w:val="28"/>
+          <w:lang w:eastAsia="ru-RU"/>
         </w:rPr>
         <w:drawing>
           <wp:inline distT="0" distB="0" distL="0" distR="0" wp14:anchorId="733B893C" wp14:editId="4E0CC638">
@@ -19451,9 +19503,10 @@
       <w:r>
         <w:rPr>
           <w:rFonts w:ascii="Times New Roman" w:hAnsi="Times New Roman" w:cs="Times New Roman"/>
-          <w:sz w:val="28"/>
-          <w:szCs w:val="28"/>
-          <w:lang w:val="en-US"/>
+          <w:noProof/>
+          <w:sz w:val="28"/>
+          <w:szCs w:val="28"/>
+          <w:lang w:eastAsia="ru-RU"/>
         </w:rPr>
         <w:lastRenderedPageBreak/>
         <w:drawing>
@@ -19545,9 +19598,10 @@
       <w:r>
         <w:rPr>
           <w:rFonts w:ascii="Times New Roman" w:hAnsi="Times New Roman" w:cs="Times New Roman"/>
-          <w:sz w:val="28"/>
-          <w:szCs w:val="28"/>
-          <w:lang w:val="en-US"/>
+          <w:noProof/>
+          <w:sz w:val="28"/>
+          <w:szCs w:val="28"/>
+          <w:lang w:eastAsia="ru-RU"/>
         </w:rPr>
         <w:drawing>
           <wp:inline distT="0" distB="0" distL="0" distR="0" wp14:anchorId="78235719" wp14:editId="7ED14EF7">
@@ -19620,26 +19674,26 @@
           <w:rFonts w:ascii="Times New Roman" w:hAnsi="Times New Roman" w:cs="Times New Roman"/>
           <w:sz w:val="28"/>
           <w:szCs w:val="28"/>
+        </w:rPr>
+      </w:pPr>
+    </w:p>
+    <w:p>
+      <w:pPr>
+        <w:spacing w:line="360" w:lineRule="auto"/>
+        <w:rPr>
+          <w:rFonts w:ascii="Times New Roman" w:hAnsi="Times New Roman" w:cs="Times New Roman"/>
+          <w:sz w:val="28"/>
+          <w:szCs w:val="28"/>
           <w:lang w:val="en-US"/>
         </w:rPr>
       </w:pPr>
-    </w:p>
-    <w:p>
-      <w:pPr>
-        <w:spacing w:line="360" w:lineRule="auto"/>
-        <w:rPr>
-          <w:rFonts w:ascii="Times New Roman" w:hAnsi="Times New Roman" w:cs="Times New Roman"/>
-          <w:sz w:val="28"/>
-          <w:szCs w:val="28"/>
-          <w:lang w:val="en-US"/>
-        </w:rPr>
-      </w:pPr>
-      <w:r>
-        <w:rPr>
-          <w:rFonts w:ascii="Times New Roman" w:hAnsi="Times New Roman" w:cs="Times New Roman"/>
-          <w:sz w:val="28"/>
-          <w:szCs w:val="28"/>
-          <w:lang w:val="en-US"/>
+      <w:r>
+        <w:rPr>
+          <w:rFonts w:ascii="Times New Roman" w:hAnsi="Times New Roman" w:cs="Times New Roman"/>
+          <w:noProof/>
+          <w:sz w:val="28"/>
+          <w:szCs w:val="28"/>
+          <w:lang w:eastAsia="ru-RU"/>
         </w:rPr>
         <w:drawing>
           <wp:inline distT="0" distB="0" distL="0" distR="0" wp14:anchorId="3ECF67B8" wp14:editId="35CADFC7">
@@ -19760,25 +19814,26 @@
           <w:rFonts w:ascii="Times New Roman" w:hAnsi="Times New Roman" w:cs="Times New Roman"/>
           <w:sz w:val="28"/>
           <w:szCs w:val="28"/>
+        </w:rPr>
+      </w:pPr>
+    </w:p>
+    <w:p>
+      <w:pPr>
+        <w:spacing w:line="360" w:lineRule="auto"/>
+        <w:rPr>
+          <w:rFonts w:ascii="Times New Roman" w:hAnsi="Times New Roman" w:cs="Times New Roman"/>
+          <w:sz w:val="28"/>
+          <w:szCs w:val="28"/>
           <w:lang w:val="en-US"/>
         </w:rPr>
       </w:pPr>
-    </w:p>
-    <w:p>
-      <w:pPr>
-        <w:spacing w:line="360" w:lineRule="auto"/>
-        <w:rPr>
-          <w:rFonts w:ascii="Times New Roman" w:hAnsi="Times New Roman" w:cs="Times New Roman"/>
-          <w:sz w:val="28"/>
-          <w:szCs w:val="28"/>
-          <w:lang w:val="en-US"/>
-        </w:rPr>
-      </w:pPr>
-      <w:r>
-        <w:rPr>
-          <w:rFonts w:ascii="Times New Roman" w:hAnsi="Times New Roman" w:cs="Times New Roman"/>
-          <w:sz w:val="28"/>
-          <w:szCs w:val="28"/>
+      <w:r>
+        <w:rPr>
+          <w:rFonts w:ascii="Times New Roman" w:hAnsi="Times New Roman" w:cs="Times New Roman"/>
+          <w:noProof/>
+          <w:sz w:val="28"/>
+          <w:szCs w:val="28"/>
+          <w:lang w:eastAsia="ru-RU"/>
         </w:rPr>
         <w:drawing>
           <wp:inline distT="0" distB="0" distL="0" distR="0" wp14:anchorId="42F79847" wp14:editId="2F99C478">
@@ -19904,9 +19959,10 @@
       <w:r>
         <w:rPr>
           <w:rFonts w:ascii="Times New Roman" w:hAnsi="Times New Roman" w:cs="Times New Roman"/>
-          <w:sz w:val="28"/>
-          <w:szCs w:val="28"/>
-          <w:lang w:val="en-US"/>
+          <w:noProof/>
+          <w:sz w:val="28"/>
+          <w:szCs w:val="28"/>
+          <w:lang w:eastAsia="ru-RU"/>
         </w:rPr>
         <w:drawing>
           <wp:inline distT="0" distB="0" distL="0" distR="0" wp14:anchorId="3912FFEB" wp14:editId="28F0A96C">
@@ -20000,9 +20056,10 @@
       <w:r>
         <w:rPr>
           <w:rFonts w:ascii="Times New Roman" w:hAnsi="Times New Roman" w:cs="Times New Roman"/>
-          <w:sz w:val="28"/>
-          <w:szCs w:val="28"/>
-          <w:lang w:val="en-US"/>
+          <w:noProof/>
+          <w:sz w:val="28"/>
+          <w:szCs w:val="28"/>
+          <w:lang w:eastAsia="ru-RU"/>
         </w:rPr>
         <w:drawing>
           <wp:inline distT="0" distB="0" distL="0" distR="0" wp14:anchorId="33A05FEA" wp14:editId="2A8C5905">
@@ -20077,7 +20134,7 @@
           <w:noProof/>
           <w:sz w:val="28"/>
           <w:szCs w:val="28"/>
-          <w:lang w:val="en-US" w:eastAsia="ru-RU"/>
+          <w:lang w:eastAsia="ru-RU"/>
         </w:rPr>
         <w:drawing>
           <wp:inline distT="0" distB="0" distL="0" distR="0" wp14:anchorId="653FD374" wp14:editId="5CA003A6">
@@ -20123,24 +20180,23 @@
           <w:rFonts w:ascii="Times New Roman" w:hAnsi="Times New Roman" w:cs="Times New Roman"/>
           <w:sz w:val="28"/>
           <w:szCs w:val="28"/>
+        </w:rPr>
+      </w:pPr>
+      <w:r>
+        <w:rPr>
+          <w:rFonts w:ascii="Times New Roman" w:hAnsi="Times New Roman" w:cs="Times New Roman"/>
+          <w:sz w:val="28"/>
+          <w:szCs w:val="28"/>
+        </w:rPr>
+        <w:t xml:space="preserve">Меняем файл </w:t>
+      </w:r>
+      <w:r>
+        <w:rPr>
+          <w:rFonts w:ascii="Times New Roman" w:hAnsi="Times New Roman" w:cs="Times New Roman"/>
+          <w:sz w:val="28"/>
+          <w:szCs w:val="28"/>
           <w:lang w:val="en-US"/>
         </w:rPr>
-      </w:pPr>
-      <w:r>
-        <w:rPr>
-          <w:rFonts w:ascii="Times New Roman" w:hAnsi="Times New Roman" w:cs="Times New Roman"/>
-          <w:sz w:val="28"/>
-          <w:szCs w:val="28"/>
-        </w:rPr>
-        <w:t xml:space="preserve">Меняем файл </w:t>
-      </w:r>
-      <w:r>
-        <w:rPr>
-          <w:rFonts w:ascii="Times New Roman" w:hAnsi="Times New Roman" w:cs="Times New Roman"/>
-          <w:sz w:val="28"/>
-          <w:szCs w:val="28"/>
-          <w:lang w:val="en-US"/>
-        </w:rPr>
         <w:t>index</w:t>
       </w:r>
       <w:r>
@@ -20169,7 +20225,7 @@
           <w:noProof/>
           <w:sz w:val="28"/>
           <w:szCs w:val="28"/>
-          <w:lang w:val="en-US" w:eastAsia="ru-RU"/>
+          <w:lang w:eastAsia="ru-RU"/>
         </w:rPr>
         <w:drawing>
           <wp:inline distT="0" distB="0" distL="0" distR="0" wp14:anchorId="01B8D079" wp14:editId="2A226B47">
@@ -20500,28 +20556,28 @@
           <w:noProof/>
           <w:sz w:val="28"/>
           <w:szCs w:val="28"/>
+          <w:lang w:eastAsia="ru-RU"/>
+        </w:rPr>
+      </w:pPr>
+    </w:p>
+    <w:p>
+      <w:pPr>
+        <w:spacing w:line="360" w:lineRule="auto"/>
+        <w:rPr>
+          <w:rFonts w:ascii="Times New Roman" w:hAnsi="Times New Roman" w:cs="Times New Roman"/>
+          <w:noProof/>
+          <w:sz w:val="28"/>
+          <w:szCs w:val="28"/>
           <w:lang w:val="en-US" w:eastAsia="ru-RU"/>
         </w:rPr>
       </w:pPr>
-    </w:p>
-    <w:p>
-      <w:pPr>
-        <w:spacing w:line="360" w:lineRule="auto"/>
+      <w:r>
         <w:rPr>
           <w:rFonts w:ascii="Times New Roman" w:hAnsi="Times New Roman" w:cs="Times New Roman"/>
           <w:noProof/>
           <w:sz w:val="28"/>
           <w:szCs w:val="28"/>
-          <w:lang w:val="en-US" w:eastAsia="ru-RU"/>
-        </w:rPr>
-      </w:pPr>
-      <w:r>
-        <w:rPr>
-          <w:rFonts w:ascii="Times New Roman" w:hAnsi="Times New Roman" w:cs="Times New Roman"/>
-          <w:noProof/>
-          <w:sz w:val="28"/>
-          <w:szCs w:val="28"/>
-          <w:lang w:val="en-US" w:eastAsia="ru-RU"/>
+          <w:lang w:eastAsia="ru-RU"/>
         </w:rPr>
         <w:drawing>
           <wp:inline distT="0" distB="0" distL="0" distR="0" wp14:anchorId="45CFF1B8" wp14:editId="5578F27D">
@@ -20628,7 +20684,7 @@
           <w:noProof/>
           <w:sz w:val="28"/>
           <w:szCs w:val="28"/>
-          <w:lang w:val="en-US" w:eastAsia="ru-RU"/>
+          <w:lang w:eastAsia="ru-RU"/>
         </w:rPr>
         <w:drawing>
           <wp:inline distT="0" distB="0" distL="0" distR="0" wp14:anchorId="1BFB8CAA" wp14:editId="1C5014C6">
@@ -20783,28 +20839,28 @@
           <w:noProof/>
           <w:sz w:val="28"/>
           <w:szCs w:val="28"/>
+          <w:lang w:eastAsia="ru-RU"/>
+        </w:rPr>
+      </w:pPr>
+    </w:p>
+    <w:p>
+      <w:pPr>
+        <w:spacing w:line="360" w:lineRule="auto"/>
+        <w:rPr>
+          <w:rFonts w:ascii="Times New Roman" w:hAnsi="Times New Roman" w:cs="Times New Roman"/>
+          <w:noProof/>
+          <w:sz w:val="28"/>
+          <w:szCs w:val="28"/>
           <w:lang w:val="en-US" w:eastAsia="ru-RU"/>
         </w:rPr>
       </w:pPr>
-    </w:p>
-    <w:p>
-      <w:pPr>
-        <w:spacing w:line="360" w:lineRule="auto"/>
+      <w:r>
         <w:rPr>
           <w:rFonts w:ascii="Times New Roman" w:hAnsi="Times New Roman" w:cs="Times New Roman"/>
           <w:noProof/>
           <w:sz w:val="28"/>
           <w:szCs w:val="28"/>
-          <w:lang w:val="en-US" w:eastAsia="ru-RU"/>
-        </w:rPr>
-      </w:pPr>
-      <w:r>
-        <w:rPr>
-          <w:rFonts w:ascii="Times New Roman" w:hAnsi="Times New Roman" w:cs="Times New Roman"/>
-          <w:noProof/>
-          <w:sz w:val="28"/>
-          <w:szCs w:val="28"/>
-          <w:lang w:val="en-US" w:eastAsia="ru-RU"/>
+          <w:lang w:eastAsia="ru-RU"/>
         </w:rPr>
         <w:drawing>
           <wp:inline distT="0" distB="0" distL="0" distR="0" wp14:anchorId="4739C08D" wp14:editId="0D9CCC26">
@@ -20896,28 +20952,28 @@
           <w:noProof/>
           <w:sz w:val="28"/>
           <w:szCs w:val="28"/>
+          <w:lang w:eastAsia="ru-RU"/>
+        </w:rPr>
+      </w:pPr>
+    </w:p>
+    <w:p>
+      <w:pPr>
+        <w:spacing w:line="360" w:lineRule="auto"/>
+        <w:rPr>
+          <w:rFonts w:ascii="Times New Roman" w:hAnsi="Times New Roman" w:cs="Times New Roman"/>
+          <w:noProof/>
+          <w:sz w:val="28"/>
+          <w:szCs w:val="28"/>
           <w:lang w:val="en-US" w:eastAsia="ru-RU"/>
         </w:rPr>
       </w:pPr>
-    </w:p>
-    <w:p>
-      <w:pPr>
-        <w:spacing w:line="360" w:lineRule="auto"/>
+      <w:r>
         <w:rPr>
           <w:rFonts w:ascii="Times New Roman" w:hAnsi="Times New Roman" w:cs="Times New Roman"/>
           <w:noProof/>
           <w:sz w:val="28"/>
           <w:szCs w:val="28"/>
-          <w:lang w:val="en-US" w:eastAsia="ru-RU"/>
-        </w:rPr>
-      </w:pPr>
-      <w:r>
-        <w:rPr>
-          <w:rFonts w:ascii="Times New Roman" w:hAnsi="Times New Roman" w:cs="Times New Roman"/>
-          <w:noProof/>
-          <w:sz w:val="28"/>
-          <w:szCs w:val="28"/>
-          <w:lang w:val="en-US" w:eastAsia="ru-RU"/>
+          <w:lang w:eastAsia="ru-RU"/>
         </w:rPr>
         <w:lastRenderedPageBreak/>
         <w:drawing>
@@ -21009,7 +21065,7 @@
           <w:noProof/>
           <w:sz w:val="28"/>
           <w:szCs w:val="28"/>
-          <w:lang w:val="en-US" w:eastAsia="ru-RU"/>
+          <w:lang w:eastAsia="ru-RU"/>
         </w:rPr>
       </w:pPr>
     </w:p>
@@ -21105,7 +21161,7 @@
           <w:noProof/>
           <w:sz w:val="28"/>
           <w:szCs w:val="28"/>
-          <w:lang w:val="en-US" w:eastAsia="ru-RU"/>
+          <w:lang w:eastAsia="ru-RU"/>
         </w:rPr>
         <w:drawing>
           <wp:inline distT="0" distB="0" distL="0" distR="0" wp14:anchorId="40C8797C" wp14:editId="65E97006">
@@ -21381,28 +21437,28 @@
           <w:noProof/>
           <w:sz w:val="28"/>
           <w:szCs w:val="28"/>
+          <w:lang w:eastAsia="ru-RU"/>
+        </w:rPr>
+      </w:pPr>
+    </w:p>
+    <w:p>
+      <w:pPr>
+        <w:spacing w:line="360" w:lineRule="auto"/>
+        <w:rPr>
+          <w:rFonts w:ascii="Times New Roman" w:hAnsi="Times New Roman" w:cs="Times New Roman"/>
+          <w:noProof/>
+          <w:sz w:val="28"/>
+          <w:szCs w:val="28"/>
           <w:lang w:val="en-US" w:eastAsia="ru-RU"/>
         </w:rPr>
       </w:pPr>
-    </w:p>
-    <w:p>
-      <w:pPr>
-        <w:spacing w:line="360" w:lineRule="auto"/>
+      <w:r>
         <w:rPr>
           <w:rFonts w:ascii="Times New Roman" w:hAnsi="Times New Roman" w:cs="Times New Roman"/>
           <w:noProof/>
           <w:sz w:val="28"/>
           <w:szCs w:val="28"/>
-          <w:lang w:val="en-US" w:eastAsia="ru-RU"/>
-        </w:rPr>
-      </w:pPr>
-      <w:r>
-        <w:rPr>
-          <w:rFonts w:ascii="Times New Roman" w:hAnsi="Times New Roman" w:cs="Times New Roman"/>
-          <w:noProof/>
-          <w:sz w:val="28"/>
-          <w:szCs w:val="28"/>
-          <w:lang w:val="en-US" w:eastAsia="ru-RU"/>
+          <w:lang w:eastAsia="ru-RU"/>
         </w:rPr>
         <w:drawing>
           <wp:inline distT="0" distB="0" distL="0" distR="0" wp14:anchorId="382947E2" wp14:editId="22B779CD">
@@ -21554,7 +21610,7 @@
           <w:noProof/>
           <w:sz w:val="28"/>
           <w:szCs w:val="28"/>
-          <w:lang w:val="en-US" w:eastAsia="ru-RU"/>
+          <w:lang w:eastAsia="ru-RU"/>
         </w:rPr>
         <w:drawing>
           <wp:inline distT="0" distB="0" distL="0" distR="0" wp14:anchorId="0853D9A6" wp14:editId="13D16962">
@@ -21659,8 +21715,10 @@
       <w:r>
         <w:rPr>
           <w:rFonts w:ascii="Times New Roman" w:hAnsi="Times New Roman" w:cs="Times New Roman"/>
-          <w:sz w:val="28"/>
-          <w:szCs w:val="28"/>
+          <w:noProof/>
+          <w:sz w:val="28"/>
+          <w:szCs w:val="28"/>
+          <w:lang w:eastAsia="ru-RU"/>
         </w:rPr>
         <w:lastRenderedPageBreak/>
         <w:drawing>
@@ -21741,9 +21799,10 @@
       <w:r>
         <w:rPr>
           <w:rFonts w:ascii="Times New Roman" w:hAnsi="Times New Roman" w:cs="Times New Roman"/>
-          <w:sz w:val="28"/>
-          <w:szCs w:val="28"/>
-          <w:lang w:val="en-US"/>
+          <w:noProof/>
+          <w:sz w:val="28"/>
+          <w:szCs w:val="28"/>
+          <w:lang w:eastAsia="ru-RU"/>
         </w:rPr>
         <w:drawing>
           <wp:inline distT="0" distB="0" distL="0" distR="0" wp14:anchorId="2A5B0921" wp14:editId="017A0CEF">
@@ -21789,7 +21848,6 @@
           <w:rFonts w:ascii="Times New Roman" w:hAnsi="Times New Roman" w:cs="Times New Roman"/>
           <w:sz w:val="28"/>
           <w:szCs w:val="28"/>
-          <w:lang w:val="en-US"/>
         </w:rPr>
       </w:pPr>
       <w:r>
@@ -21831,8 +21889,10 @@
       <w:r>
         <w:rPr>
           <w:rFonts w:ascii="Times New Roman" w:hAnsi="Times New Roman" w:cs="Times New Roman"/>
-          <w:sz w:val="28"/>
-          <w:szCs w:val="28"/>
+          <w:noProof/>
+          <w:sz w:val="28"/>
+          <w:szCs w:val="28"/>
+          <w:lang w:eastAsia="ru-RU"/>
         </w:rPr>
         <w:drawing>
           <wp:inline distT="0" distB="0" distL="0" distR="0" wp14:anchorId="424EED6A" wp14:editId="68F6C503">
@@ -21948,9 +22008,10 @@
       <w:r>
         <w:rPr>
           <w:rFonts w:ascii="Times New Roman" w:hAnsi="Times New Roman" w:cs="Times New Roman"/>
-          <w:sz w:val="28"/>
-          <w:szCs w:val="28"/>
-          <w:lang w:val="en-US"/>
+          <w:noProof/>
+          <w:sz w:val="28"/>
+          <w:szCs w:val="28"/>
+          <w:lang w:eastAsia="ru-RU"/>
         </w:rPr>
         <w:lastRenderedPageBreak/>
         <w:drawing>
@@ -22080,26 +22141,26 @@
           <w:rFonts w:ascii="Times New Roman" w:hAnsi="Times New Roman" w:cs="Times New Roman"/>
           <w:sz w:val="28"/>
           <w:szCs w:val="28"/>
+        </w:rPr>
+      </w:pPr>
+    </w:p>
+    <w:p>
+      <w:pPr>
+        <w:spacing w:line="360" w:lineRule="auto"/>
+        <w:rPr>
+          <w:rFonts w:ascii="Times New Roman" w:hAnsi="Times New Roman" w:cs="Times New Roman"/>
+          <w:sz w:val="28"/>
+          <w:szCs w:val="28"/>
           <w:lang w:val="en-US"/>
         </w:rPr>
       </w:pPr>
-    </w:p>
-    <w:p>
-      <w:pPr>
-        <w:spacing w:line="360" w:lineRule="auto"/>
-        <w:rPr>
-          <w:rFonts w:ascii="Times New Roman" w:hAnsi="Times New Roman" w:cs="Times New Roman"/>
-          <w:sz w:val="28"/>
-          <w:szCs w:val="28"/>
-          <w:lang w:val="en-US"/>
-        </w:rPr>
-      </w:pPr>
-      <w:r>
-        <w:rPr>
-          <w:rFonts w:ascii="Times New Roman" w:hAnsi="Times New Roman" w:cs="Times New Roman"/>
-          <w:sz w:val="28"/>
-          <w:szCs w:val="28"/>
-          <w:lang w:val="en-US"/>
+      <w:r>
+        <w:rPr>
+          <w:rFonts w:ascii="Times New Roman" w:hAnsi="Times New Roman" w:cs="Times New Roman"/>
+          <w:noProof/>
+          <w:sz w:val="28"/>
+          <w:szCs w:val="28"/>
+          <w:lang w:eastAsia="ru-RU"/>
         </w:rPr>
         <w:drawing>
           <wp:inline distT="0" distB="0" distL="0" distR="0" wp14:anchorId="5720EB68" wp14:editId="24F3D404">
@@ -22191,26 +22252,26 @@
           <w:rFonts w:ascii="Times New Roman" w:hAnsi="Times New Roman" w:cs="Times New Roman"/>
           <w:sz w:val="28"/>
           <w:szCs w:val="28"/>
+        </w:rPr>
+      </w:pPr>
+    </w:p>
+    <w:p>
+      <w:pPr>
+        <w:spacing w:line="360" w:lineRule="auto"/>
+        <w:rPr>
+          <w:rFonts w:ascii="Times New Roman" w:hAnsi="Times New Roman" w:cs="Times New Roman"/>
+          <w:sz w:val="28"/>
+          <w:szCs w:val="28"/>
           <w:lang w:val="en-US"/>
         </w:rPr>
       </w:pPr>
-    </w:p>
-    <w:p>
-      <w:pPr>
-        <w:spacing w:line="360" w:lineRule="auto"/>
-        <w:rPr>
-          <w:rFonts w:ascii="Times New Roman" w:hAnsi="Times New Roman" w:cs="Times New Roman"/>
-          <w:sz w:val="28"/>
-          <w:szCs w:val="28"/>
-          <w:lang w:val="en-US"/>
-        </w:rPr>
-      </w:pPr>
-      <w:r>
-        <w:rPr>
-          <w:rFonts w:ascii="Times New Roman" w:hAnsi="Times New Roman" w:cs="Times New Roman"/>
-          <w:sz w:val="28"/>
-          <w:szCs w:val="28"/>
-          <w:lang w:val="en-US"/>
+      <w:r>
+        <w:rPr>
+          <w:rFonts w:ascii="Times New Roman" w:hAnsi="Times New Roman" w:cs="Times New Roman"/>
+          <w:noProof/>
+          <w:sz w:val="28"/>
+          <w:szCs w:val="28"/>
+          <w:lang w:eastAsia="ru-RU"/>
         </w:rPr>
         <w:lastRenderedPageBreak/>
         <w:drawing>
@@ -22301,9 +22362,10 @@
       <w:r>
         <w:rPr>
           <w:rFonts w:ascii="Times New Roman" w:hAnsi="Times New Roman" w:cs="Times New Roman"/>
-          <w:sz w:val="28"/>
-          <w:szCs w:val="28"/>
-          <w:lang w:val="en-US"/>
+          <w:noProof/>
+          <w:sz w:val="28"/>
+          <w:szCs w:val="28"/>
+          <w:lang w:eastAsia="ru-RU"/>
         </w:rPr>
         <w:drawing>
           <wp:inline distT="0" distB="0" distL="0" distR="0" wp14:anchorId="36E00B4E" wp14:editId="4C1E8A13">
@@ -22448,9 +22510,10 @@
       <w:r>
         <w:rPr>
           <w:rFonts w:ascii="Times New Roman" w:hAnsi="Times New Roman" w:cs="Times New Roman"/>
-          <w:sz w:val="28"/>
-          <w:szCs w:val="28"/>
-          <w:lang w:val="en-US"/>
+          <w:noProof/>
+          <w:sz w:val="28"/>
+          <w:szCs w:val="28"/>
+          <w:lang w:eastAsia="ru-RU"/>
         </w:rPr>
         <w:lastRenderedPageBreak/>
         <w:drawing>
@@ -22541,26 +22604,26 @@
           <w:rFonts w:ascii="Times New Roman" w:hAnsi="Times New Roman" w:cs="Times New Roman"/>
           <w:sz w:val="28"/>
           <w:szCs w:val="28"/>
+        </w:rPr>
+      </w:pPr>
+    </w:p>
+    <w:p>
+      <w:pPr>
+        <w:spacing w:line="360" w:lineRule="auto"/>
+        <w:rPr>
+          <w:rFonts w:ascii="Times New Roman" w:hAnsi="Times New Roman" w:cs="Times New Roman"/>
+          <w:sz w:val="28"/>
+          <w:szCs w:val="28"/>
           <w:lang w:val="en-US"/>
         </w:rPr>
       </w:pPr>
-    </w:p>
-    <w:p>
-      <w:pPr>
-        <w:spacing w:line="360" w:lineRule="auto"/>
-        <w:rPr>
-          <w:rFonts w:ascii="Times New Roman" w:hAnsi="Times New Roman" w:cs="Times New Roman"/>
-          <w:sz w:val="28"/>
-          <w:szCs w:val="28"/>
-          <w:lang w:val="en-US"/>
-        </w:rPr>
-      </w:pPr>
-      <w:r>
-        <w:rPr>
-          <w:rFonts w:ascii="Times New Roman" w:hAnsi="Times New Roman" w:cs="Times New Roman"/>
-          <w:sz w:val="28"/>
-          <w:szCs w:val="28"/>
-          <w:lang w:val="en-US"/>
+      <w:r>
+        <w:rPr>
+          <w:rFonts w:ascii="Times New Roman" w:hAnsi="Times New Roman" w:cs="Times New Roman"/>
+          <w:noProof/>
+          <w:sz w:val="28"/>
+          <w:szCs w:val="28"/>
+          <w:lang w:eastAsia="ru-RU"/>
         </w:rPr>
         <w:drawing>
           <wp:inline distT="0" distB="0" distL="0" distR="0" wp14:anchorId="019BD3EB" wp14:editId="521D7FDD">
@@ -22606,34 +22669,33 @@
           <w:rFonts w:ascii="Times New Roman" w:hAnsi="Times New Roman" w:cs="Times New Roman"/>
           <w:sz w:val="28"/>
           <w:szCs w:val="28"/>
+        </w:rPr>
+      </w:pPr>
+      <w:proofErr w:type="spellStart"/>
+      <w:r>
+        <w:rPr>
+          <w:rFonts w:ascii="Times New Roman" w:hAnsi="Times New Roman" w:cs="Times New Roman"/>
+          <w:sz w:val="28"/>
+          <w:szCs w:val="28"/>
+        </w:rPr>
+        <w:t>Созадем</w:t>
+      </w:r>
+      <w:proofErr w:type="spellEnd"/>
+      <w:r>
+        <w:rPr>
+          <w:rFonts w:ascii="Times New Roman" w:hAnsi="Times New Roman" w:cs="Times New Roman"/>
+          <w:sz w:val="28"/>
+          <w:szCs w:val="28"/>
+        </w:rPr>
+        <w:t xml:space="preserve"> файл </w:t>
+      </w:r>
+      <w:r>
+        <w:rPr>
+          <w:rFonts w:ascii="Times New Roman" w:hAnsi="Times New Roman" w:cs="Times New Roman"/>
+          <w:sz w:val="28"/>
+          <w:szCs w:val="28"/>
           <w:lang w:val="en-US"/>
         </w:rPr>
-      </w:pPr>
-      <w:proofErr w:type="spellStart"/>
-      <w:r>
-        <w:rPr>
-          <w:rFonts w:ascii="Times New Roman" w:hAnsi="Times New Roman" w:cs="Times New Roman"/>
-          <w:sz w:val="28"/>
-          <w:szCs w:val="28"/>
-        </w:rPr>
-        <w:t>Созадем</w:t>
-      </w:r>
-      <w:proofErr w:type="spellEnd"/>
-      <w:r>
-        <w:rPr>
-          <w:rFonts w:ascii="Times New Roman" w:hAnsi="Times New Roman" w:cs="Times New Roman"/>
-          <w:sz w:val="28"/>
-          <w:szCs w:val="28"/>
-        </w:rPr>
-        <w:t xml:space="preserve"> файл </w:t>
-      </w:r>
-      <w:r>
-        <w:rPr>
-          <w:rFonts w:ascii="Times New Roman" w:hAnsi="Times New Roman" w:cs="Times New Roman"/>
-          <w:sz w:val="28"/>
-          <w:szCs w:val="28"/>
-          <w:lang w:val="en-US"/>
-        </w:rPr>
         <w:t>HTML</w:t>
       </w:r>
       <w:r>
@@ -22657,8 +22719,10 @@
       <w:r>
         <w:rPr>
           <w:rFonts w:ascii="Times New Roman" w:hAnsi="Times New Roman" w:cs="Times New Roman"/>
-          <w:sz w:val="28"/>
-          <w:szCs w:val="28"/>
+          <w:noProof/>
+          <w:sz w:val="28"/>
+          <w:szCs w:val="28"/>
+          <w:lang w:eastAsia="ru-RU"/>
         </w:rPr>
         <w:lastRenderedPageBreak/>
         <w:drawing>
@@ -22793,8 +22857,10 @@
       <w:r>
         <w:rPr>
           <w:rFonts w:ascii="Times New Roman" w:hAnsi="Times New Roman" w:cs="Times New Roman"/>
-          <w:sz w:val="28"/>
-          <w:szCs w:val="28"/>
+          <w:noProof/>
+          <w:sz w:val="28"/>
+          <w:szCs w:val="28"/>
+          <w:lang w:eastAsia="ru-RU"/>
         </w:rPr>
         <w:drawing>
           <wp:inline distT="0" distB="0" distL="0" distR="0" wp14:anchorId="56BA3863" wp14:editId="41121092">
@@ -22846,9 +22912,10 @@
       <w:r>
         <w:rPr>
           <w:rFonts w:ascii="Times New Roman" w:hAnsi="Times New Roman" w:cs="Times New Roman"/>
-          <w:sz w:val="28"/>
-          <w:szCs w:val="28"/>
-          <w:lang w:val="en-US"/>
+          <w:noProof/>
+          <w:sz w:val="28"/>
+          <w:szCs w:val="28"/>
+          <w:lang w:eastAsia="ru-RU"/>
         </w:rPr>
         <w:drawing>
           <wp:inline distT="0" distB="0" distL="0" distR="0" wp14:anchorId="6D128C60" wp14:editId="7BA028D2">
@@ -22940,26 +23007,26 @@
           <w:rFonts w:ascii="Times New Roman" w:hAnsi="Times New Roman" w:cs="Times New Roman"/>
           <w:sz w:val="28"/>
           <w:szCs w:val="28"/>
+        </w:rPr>
+      </w:pPr>
+    </w:p>
+    <w:p>
+      <w:pPr>
+        <w:spacing w:line="360" w:lineRule="auto"/>
+        <w:rPr>
+          <w:rFonts w:ascii="Times New Roman" w:hAnsi="Times New Roman" w:cs="Times New Roman"/>
+          <w:sz w:val="28"/>
+          <w:szCs w:val="28"/>
           <w:lang w:val="en-US"/>
         </w:rPr>
       </w:pPr>
-    </w:p>
-    <w:p>
-      <w:pPr>
-        <w:spacing w:line="360" w:lineRule="auto"/>
-        <w:rPr>
-          <w:rFonts w:ascii="Times New Roman" w:hAnsi="Times New Roman" w:cs="Times New Roman"/>
-          <w:sz w:val="28"/>
-          <w:szCs w:val="28"/>
-          <w:lang w:val="en-US"/>
-        </w:rPr>
-      </w:pPr>
-      <w:r>
-        <w:rPr>
-          <w:rFonts w:ascii="Times New Roman" w:hAnsi="Times New Roman" w:cs="Times New Roman"/>
-          <w:sz w:val="28"/>
-          <w:szCs w:val="28"/>
-          <w:lang w:val="en-US"/>
+      <w:r>
+        <w:rPr>
+          <w:rFonts w:ascii="Times New Roman" w:hAnsi="Times New Roman" w:cs="Times New Roman"/>
+          <w:noProof/>
+          <w:sz w:val="28"/>
+          <w:szCs w:val="28"/>
+          <w:lang w:eastAsia="ru-RU"/>
         </w:rPr>
         <w:drawing>
           <wp:inline distT="0" distB="0" distL="0" distR="0" wp14:anchorId="4A4AFA7F" wp14:editId="3978BDDE">
@@ -23005,34 +23072,34 @@
           <w:rFonts w:ascii="Times New Roman" w:hAnsi="Times New Roman" w:cs="Times New Roman"/>
           <w:sz w:val="28"/>
           <w:szCs w:val="28"/>
+        </w:rPr>
+      </w:pPr>
+      <w:r>
+        <w:rPr>
+          <w:rFonts w:ascii="Times New Roman" w:hAnsi="Times New Roman" w:cs="Times New Roman"/>
+          <w:sz w:val="28"/>
+          <w:szCs w:val="28"/>
+        </w:rPr>
+        <w:t>добавляем ветку и сразу же переходим  в нее</w:t>
+      </w:r>
+    </w:p>
+    <w:p>
+      <w:pPr>
+        <w:spacing w:line="360" w:lineRule="auto"/>
+        <w:rPr>
+          <w:rFonts w:ascii="Times New Roman" w:hAnsi="Times New Roman" w:cs="Times New Roman"/>
+          <w:sz w:val="28"/>
+          <w:szCs w:val="28"/>
           <w:lang w:val="en-US"/>
         </w:rPr>
       </w:pPr>
       <w:r>
         <w:rPr>
           <w:rFonts w:ascii="Times New Roman" w:hAnsi="Times New Roman" w:cs="Times New Roman"/>
-          <w:sz w:val="28"/>
-          <w:szCs w:val="28"/>
-        </w:rPr>
-        <w:t>добавляем ветку и сразу же переходим  в нее</w:t>
-      </w:r>
-    </w:p>
-    <w:p>
-      <w:pPr>
-        <w:spacing w:line="360" w:lineRule="auto"/>
-        <w:rPr>
-          <w:rFonts w:ascii="Times New Roman" w:hAnsi="Times New Roman" w:cs="Times New Roman"/>
-          <w:sz w:val="28"/>
-          <w:szCs w:val="28"/>
-          <w:lang w:val="en-US"/>
-        </w:rPr>
-      </w:pPr>
-      <w:r>
-        <w:rPr>
-          <w:rFonts w:ascii="Times New Roman" w:hAnsi="Times New Roman" w:cs="Times New Roman"/>
-          <w:sz w:val="28"/>
-          <w:szCs w:val="28"/>
-          <w:lang w:val="en-US"/>
+          <w:noProof/>
+          <w:sz w:val="28"/>
+          <w:szCs w:val="28"/>
+          <w:lang w:eastAsia="ru-RU"/>
         </w:rPr>
         <w:drawing>
           <wp:inline distT="0" distB="0" distL="0" distR="0" wp14:anchorId="6818BE6B" wp14:editId="184E07BC">
@@ -23113,9 +23180,10 @@
       <w:r>
         <w:rPr>
           <w:rFonts w:ascii="Times New Roman" w:hAnsi="Times New Roman" w:cs="Times New Roman"/>
-          <w:sz w:val="28"/>
-          <w:szCs w:val="28"/>
-          <w:lang w:val="en-US"/>
+          <w:noProof/>
+          <w:sz w:val="28"/>
+          <w:szCs w:val="28"/>
+          <w:lang w:eastAsia="ru-RU"/>
         </w:rPr>
         <w:drawing>
           <wp:inline distT="0" distB="0" distL="0" distR="0" wp14:anchorId="048B6A41" wp14:editId="7377E081">
@@ -23189,24 +23257,25 @@
           <w:rFonts w:ascii="Times New Roman" w:hAnsi="Times New Roman" w:cs="Times New Roman"/>
           <w:sz w:val="28"/>
           <w:szCs w:val="28"/>
-          <w:lang w:val="en-US"/>
-        </w:rPr>
-      </w:pPr>
-    </w:p>
-    <w:p>
-      <w:pPr>
-        <w:spacing w:line="360" w:lineRule="auto"/>
-        <w:rPr>
-          <w:rFonts w:ascii="Times New Roman" w:hAnsi="Times New Roman" w:cs="Times New Roman"/>
-          <w:sz w:val="28"/>
-          <w:szCs w:val="28"/>
-        </w:rPr>
-      </w:pPr>
-      <w:r>
-        <w:rPr>
-          <w:rFonts w:ascii="Times New Roman" w:hAnsi="Times New Roman" w:cs="Times New Roman"/>
-          <w:sz w:val="28"/>
-          <w:szCs w:val="28"/>
+        </w:rPr>
+      </w:pPr>
+    </w:p>
+    <w:p>
+      <w:pPr>
+        <w:spacing w:line="360" w:lineRule="auto"/>
+        <w:rPr>
+          <w:rFonts w:ascii="Times New Roman" w:hAnsi="Times New Roman" w:cs="Times New Roman"/>
+          <w:sz w:val="28"/>
+          <w:szCs w:val="28"/>
+        </w:rPr>
+      </w:pPr>
+      <w:r>
+        <w:rPr>
+          <w:rFonts w:ascii="Times New Roman" w:hAnsi="Times New Roman" w:cs="Times New Roman"/>
+          <w:noProof/>
+          <w:sz w:val="28"/>
+          <w:szCs w:val="28"/>
+          <w:lang w:eastAsia="ru-RU"/>
         </w:rPr>
         <w:drawing>
           <wp:inline distT="0" distB="0" distL="0" distR="0" wp14:anchorId="58ECAB19" wp14:editId="0A6CD034">
@@ -23323,9 +23392,10 @@
       <w:r>
         <w:rPr>
           <w:rFonts w:ascii="Times New Roman" w:hAnsi="Times New Roman" w:cs="Times New Roman"/>
-          <w:sz w:val="28"/>
-          <w:szCs w:val="28"/>
-          <w:lang w:val="en-US"/>
+          <w:noProof/>
+          <w:sz w:val="28"/>
+          <w:szCs w:val="28"/>
+          <w:lang w:eastAsia="ru-RU"/>
         </w:rPr>
         <w:drawing>
           <wp:inline distT="0" distB="0" distL="0" distR="0" wp14:anchorId="0B7C0082" wp14:editId="2F2C35BF">
@@ -23416,9 +23486,10 @@
       <w:r>
         <w:rPr>
           <w:rFonts w:ascii="Times New Roman" w:hAnsi="Times New Roman" w:cs="Times New Roman"/>
-          <w:sz w:val="28"/>
-          <w:szCs w:val="28"/>
-          <w:lang w:val="en-US"/>
+          <w:noProof/>
+          <w:sz w:val="28"/>
+          <w:szCs w:val="28"/>
+          <w:lang w:eastAsia="ru-RU"/>
         </w:rPr>
         <w:drawing>
           <wp:inline distT="0" distB="0" distL="0" distR="0" wp14:anchorId="4E16B4E8" wp14:editId="5826FDEC">
@@ -23488,9 +23559,10 @@
       <w:r>
         <w:rPr>
           <w:rFonts w:ascii="Times New Roman" w:hAnsi="Times New Roman" w:cs="Times New Roman"/>
-          <w:sz w:val="28"/>
-          <w:szCs w:val="28"/>
-          <w:lang w:val="en-US"/>
+          <w:noProof/>
+          <w:sz w:val="28"/>
+          <w:szCs w:val="28"/>
+          <w:lang w:eastAsia="ru-RU"/>
         </w:rPr>
         <w:drawing>
           <wp:inline distT="0" distB="0" distL="0" distR="0" wp14:anchorId="6AE8382C" wp14:editId="69BFF056">
@@ -23581,9 +23653,10 @@
       <w:r>
         <w:rPr>
           <w:rFonts w:ascii="Times New Roman" w:hAnsi="Times New Roman" w:cs="Times New Roman"/>
-          <w:sz w:val="28"/>
-          <w:szCs w:val="28"/>
-          <w:lang w:val="en-US"/>
+          <w:noProof/>
+          <w:sz w:val="28"/>
+          <w:szCs w:val="28"/>
+          <w:lang w:eastAsia="ru-RU"/>
         </w:rPr>
         <w:lastRenderedPageBreak/>
         <w:drawing>
@@ -23648,26 +23721,26 @@
           <w:rFonts w:ascii="Times New Roman" w:hAnsi="Times New Roman" w:cs="Times New Roman"/>
           <w:sz w:val="28"/>
           <w:szCs w:val="28"/>
+        </w:rPr>
+      </w:pPr>
+    </w:p>
+    <w:p>
+      <w:pPr>
+        <w:spacing w:line="360" w:lineRule="auto"/>
+        <w:rPr>
+          <w:rFonts w:ascii="Times New Roman" w:hAnsi="Times New Roman" w:cs="Times New Roman"/>
+          <w:sz w:val="28"/>
+          <w:szCs w:val="28"/>
           <w:lang w:val="en-US"/>
         </w:rPr>
       </w:pPr>
-    </w:p>
-    <w:p>
-      <w:pPr>
-        <w:spacing w:line="360" w:lineRule="auto"/>
-        <w:rPr>
-          <w:rFonts w:ascii="Times New Roman" w:hAnsi="Times New Roman" w:cs="Times New Roman"/>
-          <w:sz w:val="28"/>
-          <w:szCs w:val="28"/>
-          <w:lang w:val="en-US"/>
-        </w:rPr>
-      </w:pPr>
-      <w:r>
-        <w:rPr>
-          <w:rFonts w:ascii="Times New Roman" w:hAnsi="Times New Roman" w:cs="Times New Roman"/>
-          <w:sz w:val="28"/>
-          <w:szCs w:val="28"/>
-          <w:lang w:val="en-US"/>
+      <w:r>
+        <w:rPr>
+          <w:rFonts w:ascii="Times New Roman" w:hAnsi="Times New Roman" w:cs="Times New Roman"/>
+          <w:noProof/>
+          <w:sz w:val="28"/>
+          <w:szCs w:val="28"/>
+          <w:lang w:eastAsia="ru-RU"/>
         </w:rPr>
         <w:drawing>
           <wp:inline distT="0" distB="0" distL="0" distR="0" wp14:anchorId="070176D6" wp14:editId="5E38B4D3">
@@ -23756,8 +23829,10 @@
       <w:r>
         <w:rPr>
           <w:rFonts w:ascii="Times New Roman" w:hAnsi="Times New Roman" w:cs="Times New Roman"/>
-          <w:sz w:val="28"/>
-          <w:szCs w:val="28"/>
+          <w:noProof/>
+          <w:sz w:val="28"/>
+          <w:szCs w:val="28"/>
+          <w:lang w:eastAsia="ru-RU"/>
         </w:rPr>
         <w:drawing>
           <wp:inline distT="0" distB="0" distL="0" distR="0" wp14:anchorId="407DEEA0" wp14:editId="3A384026">
@@ -23846,8 +23921,10 @@
       <w:r>
         <w:rPr>
           <w:rFonts w:ascii="Times New Roman" w:hAnsi="Times New Roman" w:cs="Times New Roman"/>
-          <w:sz w:val="28"/>
-          <w:szCs w:val="28"/>
+          <w:noProof/>
+          <w:sz w:val="28"/>
+          <w:szCs w:val="28"/>
+          <w:lang w:eastAsia="ru-RU"/>
         </w:rPr>
         <w:drawing>
           <wp:inline distT="0" distB="0" distL="0" distR="0" wp14:anchorId="1B01CB59" wp14:editId="2EE2CB22">
@@ -23938,9 +24015,10 @@
       <w:r>
         <w:rPr>
           <w:rFonts w:ascii="Times New Roman" w:hAnsi="Times New Roman" w:cs="Times New Roman"/>
-          <w:sz w:val="28"/>
-          <w:szCs w:val="28"/>
-          <w:lang w:val="en-US"/>
+          <w:noProof/>
+          <w:sz w:val="28"/>
+          <w:szCs w:val="28"/>
+          <w:lang w:eastAsia="ru-RU"/>
         </w:rPr>
         <w:drawing>
           <wp:inline distT="0" distB="0" distL="0" distR="0" wp14:anchorId="4D979ADD" wp14:editId="4C1CDD03">
@@ -24077,9 +24155,10 @@
       <w:r>
         <w:rPr>
           <w:rFonts w:ascii="Times New Roman" w:hAnsi="Times New Roman" w:cs="Times New Roman"/>
-          <w:sz w:val="28"/>
-          <w:szCs w:val="28"/>
-          <w:lang w:val="en-US"/>
+          <w:noProof/>
+          <w:sz w:val="28"/>
+          <w:szCs w:val="28"/>
+          <w:lang w:eastAsia="ru-RU"/>
         </w:rPr>
         <w:drawing>
           <wp:inline distT="0" distB="0" distL="0" distR="0" wp14:anchorId="0A5795EF" wp14:editId="5D1F9D22">
@@ -24148,9 +24227,10 @@
       <w:r>
         <w:rPr>
           <w:rFonts w:ascii="Times New Roman" w:hAnsi="Times New Roman" w:cs="Times New Roman"/>
-          <w:sz w:val="28"/>
-          <w:szCs w:val="28"/>
-          <w:lang w:val="en-US"/>
+          <w:noProof/>
+          <w:sz w:val="28"/>
+          <w:szCs w:val="28"/>
+          <w:lang w:eastAsia="ru-RU"/>
         </w:rPr>
         <w:lastRenderedPageBreak/>
         <w:drawing>
@@ -24221,8 +24301,10 @@
       <w:r>
         <w:rPr>
           <w:rFonts w:ascii="Times New Roman" w:hAnsi="Times New Roman" w:cs="Times New Roman"/>
-          <w:sz w:val="28"/>
-          <w:szCs w:val="28"/>
+          <w:noProof/>
+          <w:sz w:val="28"/>
+          <w:szCs w:val="28"/>
+          <w:lang w:eastAsia="ru-RU"/>
         </w:rPr>
         <w:drawing>
           <wp:inline distT="0" distB="0" distL="0" distR="0" wp14:anchorId="53E87800" wp14:editId="18508A58">
@@ -24296,24 +24378,25 @@
           <w:rFonts w:ascii="Times New Roman" w:hAnsi="Times New Roman" w:cs="Times New Roman"/>
           <w:sz w:val="28"/>
           <w:szCs w:val="28"/>
-          <w:lang w:val="en-US"/>
-        </w:rPr>
-      </w:pPr>
-    </w:p>
-    <w:p>
-      <w:pPr>
-        <w:spacing w:line="360" w:lineRule="auto"/>
-        <w:rPr>
-          <w:rFonts w:ascii="Times New Roman" w:hAnsi="Times New Roman" w:cs="Times New Roman"/>
-          <w:sz w:val="28"/>
-          <w:szCs w:val="28"/>
-        </w:rPr>
-      </w:pPr>
-      <w:r>
-        <w:rPr>
-          <w:rFonts w:ascii="Times New Roman" w:hAnsi="Times New Roman" w:cs="Times New Roman"/>
-          <w:sz w:val="28"/>
-          <w:szCs w:val="28"/>
+        </w:rPr>
+      </w:pPr>
+    </w:p>
+    <w:p>
+      <w:pPr>
+        <w:spacing w:line="360" w:lineRule="auto"/>
+        <w:rPr>
+          <w:rFonts w:ascii="Times New Roman" w:hAnsi="Times New Roman" w:cs="Times New Roman"/>
+          <w:sz w:val="28"/>
+          <w:szCs w:val="28"/>
+        </w:rPr>
+      </w:pPr>
+      <w:r>
+        <w:rPr>
+          <w:rFonts w:ascii="Times New Roman" w:hAnsi="Times New Roman" w:cs="Times New Roman"/>
+          <w:noProof/>
+          <w:sz w:val="28"/>
+          <w:szCs w:val="28"/>
+          <w:lang w:eastAsia="ru-RU"/>
         </w:rPr>
         <w:drawing>
           <wp:inline distT="0" distB="0" distL="0" distR="0" wp14:anchorId="64D80C7C" wp14:editId="4F63EBEE">
@@ -24403,9 +24486,10 @@
       <w:r>
         <w:rPr>
           <w:rFonts w:ascii="Times New Roman" w:hAnsi="Times New Roman" w:cs="Times New Roman"/>
-          <w:sz w:val="28"/>
-          <w:szCs w:val="28"/>
-          <w:lang w:val="en-US"/>
+          <w:noProof/>
+          <w:sz w:val="28"/>
+          <w:szCs w:val="28"/>
+          <w:lang w:eastAsia="ru-RU"/>
         </w:rPr>
         <w:drawing>
           <wp:inline distT="0" distB="0" distL="0" distR="0" wp14:anchorId="475EDF1B" wp14:editId="1DA1D9E4">
@@ -24521,9 +24605,10 @@
       <w:r>
         <w:rPr>
           <w:rFonts w:ascii="Times New Roman" w:hAnsi="Times New Roman" w:cs="Times New Roman"/>
-          <w:sz w:val="28"/>
-          <w:szCs w:val="28"/>
-          <w:lang w:val="en-US"/>
+          <w:noProof/>
+          <w:sz w:val="28"/>
+          <w:szCs w:val="28"/>
+          <w:lang w:eastAsia="ru-RU"/>
         </w:rPr>
         <w:drawing>
           <wp:inline distT="0" distB="0" distL="0" distR="0" wp14:anchorId="6530B374" wp14:editId="186148C0">
@@ -24631,9 +24716,10 @@
       <w:r>
         <w:rPr>
           <w:rFonts w:ascii="Times New Roman" w:hAnsi="Times New Roman" w:cs="Times New Roman"/>
-          <w:sz w:val="28"/>
-          <w:szCs w:val="28"/>
-          <w:lang w:val="en-US"/>
+          <w:noProof/>
+          <w:sz w:val="28"/>
+          <w:szCs w:val="28"/>
+          <w:lang w:eastAsia="ru-RU"/>
         </w:rPr>
         <w:drawing>
           <wp:inline distT="0" distB="0" distL="0" distR="0" wp14:anchorId="6730BEE5" wp14:editId="54184C87">
@@ -24714,9 +24800,10 @@
       <w:r>
         <w:rPr>
           <w:rFonts w:ascii="Times New Roman" w:hAnsi="Times New Roman" w:cs="Times New Roman"/>
-          <w:sz w:val="28"/>
-          <w:szCs w:val="28"/>
-          <w:lang w:val="en-US"/>
+          <w:noProof/>
+          <w:sz w:val="28"/>
+          <w:szCs w:val="28"/>
+          <w:lang w:eastAsia="ru-RU"/>
         </w:rPr>
         <w:lastRenderedPageBreak/>
         <w:drawing>
@@ -24896,8 +24983,10 @@
       <w:r>
         <w:rPr>
           <w:rFonts w:ascii="Times New Roman" w:hAnsi="Times New Roman" w:cs="Times New Roman"/>
-          <w:sz w:val="28"/>
-          <w:szCs w:val="28"/>
+          <w:noProof/>
+          <w:sz w:val="28"/>
+          <w:szCs w:val="28"/>
+          <w:lang w:eastAsia="ru-RU"/>
         </w:rPr>
         <w:drawing>
           <wp:inline distT="0" distB="0" distL="0" distR="0" wp14:anchorId="64F36B2B" wp14:editId="69634EA6">
@@ -24977,9 +25066,10 @@
       <w:r>
         <w:rPr>
           <w:rFonts w:ascii="Times New Roman" w:hAnsi="Times New Roman" w:cs="Times New Roman"/>
-          <w:sz w:val="28"/>
-          <w:szCs w:val="28"/>
-          <w:lang w:val="en-US"/>
+          <w:noProof/>
+          <w:sz w:val="28"/>
+          <w:szCs w:val="28"/>
+          <w:lang w:eastAsia="ru-RU"/>
         </w:rPr>
         <w:lastRenderedPageBreak/>
         <w:drawing>
@@ -25049,8 +25139,10 @@
       <w:r>
         <w:rPr>
           <w:rFonts w:ascii="Times New Roman" w:hAnsi="Times New Roman" w:cs="Times New Roman"/>
-          <w:sz w:val="28"/>
-          <w:szCs w:val="28"/>
+          <w:noProof/>
+          <w:sz w:val="28"/>
+          <w:szCs w:val="28"/>
+          <w:lang w:eastAsia="ru-RU"/>
         </w:rPr>
         <w:drawing>
           <wp:inline distT="0" distB="0" distL="0" distR="0" wp14:anchorId="1E8691D8" wp14:editId="2B95CA43">
@@ -25122,8 +25214,10 @@
       <w:r>
         <w:rPr>
           <w:rFonts w:ascii="Times New Roman" w:hAnsi="Times New Roman" w:cs="Times New Roman"/>
-          <w:sz w:val="28"/>
-          <w:szCs w:val="28"/>
+          <w:noProof/>
+          <w:sz w:val="28"/>
+          <w:szCs w:val="28"/>
+          <w:lang w:eastAsia="ru-RU"/>
         </w:rPr>
         <w:drawing>
           <wp:inline distT="0" distB="0" distL="0" distR="0" wp14:anchorId="2C7D280F" wp14:editId="5876985F">
@@ -25214,9 +25308,10 @@
       <w:r>
         <w:rPr>
           <w:rFonts w:ascii="Times New Roman" w:hAnsi="Times New Roman" w:cs="Times New Roman"/>
-          <w:sz w:val="28"/>
-          <w:szCs w:val="28"/>
-          <w:lang w:val="en-US"/>
+          <w:noProof/>
+          <w:sz w:val="28"/>
+          <w:szCs w:val="28"/>
+          <w:lang w:eastAsia="ru-RU"/>
         </w:rPr>
         <w:drawing>
           <wp:inline distT="0" distB="0" distL="0" distR="0" wp14:anchorId="58C054F1" wp14:editId="658798FC">
@@ -25285,8 +25380,10 @@
       <w:r>
         <w:rPr>
           <w:rFonts w:ascii="Times New Roman" w:hAnsi="Times New Roman" w:cs="Times New Roman"/>
-          <w:sz w:val="28"/>
-          <w:szCs w:val="28"/>
+          <w:noProof/>
+          <w:sz w:val="28"/>
+          <w:szCs w:val="28"/>
+          <w:lang w:eastAsia="ru-RU"/>
         </w:rPr>
         <w:drawing>
           <wp:inline distT="0" distB="0" distL="0" distR="0" wp14:anchorId="1E04E9EB" wp14:editId="3D8EA534">
@@ -25412,9 +25509,10 @@
       <w:r>
         <w:rPr>
           <w:rFonts w:ascii="Times New Roman" w:hAnsi="Times New Roman" w:cs="Times New Roman"/>
-          <w:sz w:val="28"/>
-          <w:szCs w:val="28"/>
-          <w:lang w:val="en-US"/>
+          <w:noProof/>
+          <w:sz w:val="28"/>
+          <w:szCs w:val="28"/>
+          <w:lang w:eastAsia="ru-RU"/>
         </w:rPr>
         <w:lastRenderedPageBreak/>
         <w:drawing>
@@ -25507,26 +25605,26 @@
           <w:rFonts w:ascii="Times New Roman" w:hAnsi="Times New Roman" w:cs="Times New Roman"/>
           <w:sz w:val="28"/>
           <w:szCs w:val="28"/>
+        </w:rPr>
+      </w:pPr>
+    </w:p>
+    <w:p>
+      <w:pPr>
+        <w:spacing w:line="360" w:lineRule="auto"/>
+        <w:rPr>
+          <w:rFonts w:ascii="Times New Roman" w:hAnsi="Times New Roman" w:cs="Times New Roman"/>
+          <w:sz w:val="28"/>
+          <w:szCs w:val="28"/>
           <w:lang w:val="en-US"/>
         </w:rPr>
       </w:pPr>
-    </w:p>
-    <w:p>
-      <w:pPr>
-        <w:spacing w:line="360" w:lineRule="auto"/>
-        <w:rPr>
-          <w:rFonts w:ascii="Times New Roman" w:hAnsi="Times New Roman" w:cs="Times New Roman"/>
-          <w:sz w:val="28"/>
-          <w:szCs w:val="28"/>
-          <w:lang w:val="en-US"/>
-        </w:rPr>
-      </w:pPr>
-      <w:r>
-        <w:rPr>
-          <w:rFonts w:ascii="Times New Roman" w:hAnsi="Times New Roman" w:cs="Times New Roman"/>
-          <w:sz w:val="28"/>
-          <w:szCs w:val="28"/>
-          <w:lang w:val="en-US"/>
+      <w:r>
+        <w:rPr>
+          <w:rFonts w:ascii="Times New Roman" w:hAnsi="Times New Roman" w:cs="Times New Roman"/>
+          <w:noProof/>
+          <w:sz w:val="28"/>
+          <w:szCs w:val="28"/>
+          <w:lang w:eastAsia="ru-RU"/>
         </w:rPr>
         <w:drawing>
           <wp:inline distT="0" distB="0" distL="0" distR="0" wp14:anchorId="5227DCA0" wp14:editId="5E47D205">
@@ -25634,8 +25732,10 @@
       <w:r>
         <w:rPr>
           <w:rFonts w:ascii="Times New Roman" w:hAnsi="Times New Roman" w:cs="Times New Roman"/>
-          <w:sz w:val="28"/>
-          <w:szCs w:val="28"/>
+          <w:noProof/>
+          <w:sz w:val="28"/>
+          <w:szCs w:val="28"/>
+          <w:lang w:eastAsia="ru-RU"/>
         </w:rPr>
         <w:drawing>
           <wp:inline distT="0" distB="0" distL="0" distR="0" wp14:anchorId="0450F93D" wp14:editId="31765075">
@@ -25726,9 +25826,10 @@
       <w:r>
         <w:rPr>
           <w:rFonts w:ascii="Times New Roman" w:hAnsi="Times New Roman" w:cs="Times New Roman"/>
-          <w:sz w:val="28"/>
-          <w:szCs w:val="28"/>
-          <w:lang w:val="en-US"/>
+          <w:noProof/>
+          <w:sz w:val="28"/>
+          <w:szCs w:val="28"/>
+          <w:lang w:eastAsia="ru-RU"/>
         </w:rPr>
         <w:lastRenderedPageBreak/>
         <w:drawing>
@@ -25857,26 +25958,26 @@
           <w:rFonts w:ascii="Times New Roman" w:hAnsi="Times New Roman" w:cs="Times New Roman"/>
           <w:sz w:val="28"/>
           <w:szCs w:val="28"/>
+        </w:rPr>
+      </w:pPr>
+    </w:p>
+    <w:p>
+      <w:pPr>
+        <w:spacing w:line="360" w:lineRule="auto"/>
+        <w:rPr>
+          <w:rFonts w:ascii="Times New Roman" w:hAnsi="Times New Roman" w:cs="Times New Roman"/>
+          <w:sz w:val="28"/>
+          <w:szCs w:val="28"/>
           <w:lang w:val="en-US"/>
         </w:rPr>
       </w:pPr>
-    </w:p>
-    <w:p>
-      <w:pPr>
-        <w:spacing w:line="360" w:lineRule="auto"/>
-        <w:rPr>
-          <w:rFonts w:ascii="Times New Roman" w:hAnsi="Times New Roman" w:cs="Times New Roman"/>
-          <w:sz w:val="28"/>
-          <w:szCs w:val="28"/>
-          <w:lang w:val="en-US"/>
-        </w:rPr>
-      </w:pPr>
-      <w:r>
-        <w:rPr>
-          <w:rFonts w:ascii="Times New Roman" w:hAnsi="Times New Roman" w:cs="Times New Roman"/>
-          <w:sz w:val="28"/>
-          <w:szCs w:val="28"/>
-          <w:lang w:val="en-US"/>
+      <w:r>
+        <w:rPr>
+          <w:rFonts w:ascii="Times New Roman" w:hAnsi="Times New Roman" w:cs="Times New Roman"/>
+          <w:noProof/>
+          <w:sz w:val="28"/>
+          <w:szCs w:val="28"/>
+          <w:lang w:eastAsia="ru-RU"/>
         </w:rPr>
         <w:drawing>
           <wp:inline distT="0" distB="0" distL="0" distR="0" wp14:anchorId="2FE90D20" wp14:editId="1AA95C98">
@@ -25958,25 +26059,25 @@
           <w:rFonts w:ascii="Times New Roman" w:hAnsi="Times New Roman" w:cs="Times New Roman"/>
           <w:sz w:val="28"/>
           <w:szCs w:val="28"/>
-          <w:lang w:val="en-US"/>
-        </w:rPr>
-      </w:pPr>
-    </w:p>
-    <w:p>
-      <w:pPr>
-        <w:spacing w:line="360" w:lineRule="auto"/>
-        <w:rPr>
-          <w:rFonts w:ascii="Times New Roman" w:hAnsi="Times New Roman" w:cs="Times New Roman"/>
-          <w:sz w:val="28"/>
-          <w:szCs w:val="28"/>
-        </w:rPr>
-      </w:pPr>
-      <w:r>
-        <w:rPr>
-          <w:rFonts w:ascii="Times New Roman" w:hAnsi="Times New Roman" w:cs="Times New Roman"/>
-          <w:sz w:val="28"/>
-          <w:szCs w:val="28"/>
-          <w:lang w:val="en-US"/>
+        </w:rPr>
+      </w:pPr>
+    </w:p>
+    <w:p>
+      <w:pPr>
+        <w:spacing w:line="360" w:lineRule="auto"/>
+        <w:rPr>
+          <w:rFonts w:ascii="Times New Roman" w:hAnsi="Times New Roman" w:cs="Times New Roman"/>
+          <w:sz w:val="28"/>
+          <w:szCs w:val="28"/>
+        </w:rPr>
+      </w:pPr>
+      <w:r>
+        <w:rPr>
+          <w:rFonts w:ascii="Times New Roman" w:hAnsi="Times New Roman" w:cs="Times New Roman"/>
+          <w:noProof/>
+          <w:sz w:val="28"/>
+          <w:szCs w:val="28"/>
+          <w:lang w:eastAsia="ru-RU"/>
         </w:rPr>
         <w:lastRenderedPageBreak/>
         <w:drawing>
@@ -26119,7 +26220,7 @@
           <w:color w:val="000000"/>
           <w:sz w:val="28"/>
           <w:szCs w:val="28"/>
-          <w:lang w:eastAsia="ru-RU"/>
+          <w:lang w:val="en-US" w:eastAsia="ru-RU"/>
         </w:rPr>
       </w:pPr>
       <w:r>
@@ -26184,7 +26285,7 @@
           <w:color w:val="000000"/>
           <w:sz w:val="28"/>
           <w:szCs w:val="28"/>
-          <w:lang w:eastAsia="ru-RU"/>
+          <w:lang w:val="en-US" w:eastAsia="ru-RU"/>
         </w:rPr>
       </w:pPr>
       <w:r>
@@ -26280,9 +26381,19 @@
           <w:color w:val="000000"/>
           <w:sz w:val="28"/>
           <w:szCs w:val="28"/>
-          <w:lang w:eastAsia="ru-RU"/>
-        </w:rPr>
-        <w:t xml:space="preserve"> 3. HEAD - указатель на текущую ветку и </w:t>
+          <w:lang w:val="en-US" w:eastAsia="ru-RU"/>
+        </w:rPr>
+        <w:t xml:space="preserve"> </w:t>
+      </w:r>
+      <w:r>
+        <w:rPr>
+          <w:rFonts w:ascii="Times New Roman" w:eastAsia="Times New Roman" w:hAnsi="Times New Roman" w:cs="Times New Roman"/>
+          <w:color w:val="000000"/>
+          <w:sz w:val="28"/>
+          <w:szCs w:val="28"/>
+          <w:lang w:eastAsia="ru-RU"/>
+        </w:rPr>
+        <w:t xml:space="preserve">3. HEAD - указатель на текущую ветку и </w:t>
       </w:r>
       <w:proofErr w:type="spellStart"/>
       <w:r>
@@ -29664,7 +29775,7 @@
 </file>
 
 <file path=customXml/itemProps1.xml><?xml version="1.0" encoding="utf-8"?>
-<ds:datastoreItem xmlns:ds="http://schemas.openxmlformats.org/officeDocument/2006/customXml" ds:itemID="{4E167B5A-AE5B-4C20-88F8-AD3A5EEB30E3}">
+<ds:datastoreItem xmlns:ds="http://schemas.openxmlformats.org/officeDocument/2006/customXml" ds:itemID="{5B2FF1A1-47CE-4DD3-A5D8-2DF46FFBCDFB}">
   <ds:schemaRefs>
     <ds:schemaRef ds:uri="http://schemas.openxmlformats.org/officeDocument/2006/bibliography"/>
   </ds:schemaRefs>
